--- a/notes/session-11-notes.docx
+++ b/notes/session-11-notes.docx
@@ -1403,7 +1403,7 @@
           <w:sz w:val="22"/>
           <w:szCs w:val="22"/>
         </w:rPr>
-        <w:t xml:space="preserve">If anyone asks 'what do we read or watch next,' have a list ready: the Gospels (with new eyes), Genesis, The Lion, the Witch and the Wardrobe aloud with their kids, Tolkien's 'On Fairy-Stories,' Lewis's 'Myth Became Fact,' and, for those who want the deep end, Jonathan Pageau's The Symbolic World and Jordan Peterson's Maps of Meaning. Send those last two out with the framing the course used in session 2: read them as witnesses and as lenses, not as authorities, and let Scripture keep the last word. Send them out as readers.</w:t>
+        <w:t>If anyone asks what to read next, have a list ready: the Gospels with new eyes, Genesis, The Lion, the Witch and the Wardrobe aloud with their kids, Tolkien's 'On Fairy-Stories,' and Lewis's 'Myth Became Fact.' Encourage them to notice the patterns for themselves and test their readings against Scripture. Send them out as readers.</w:t>
       </w:r>
     </w:p>
     <w:p>

--- a/notes/session-11-notes.docx
+++ b/notes/session-11-notes.docx
@@ -37,7 +37,7 @@
     </w:p>
     <w:p>
       <w:pPr>
-        <w:spacing w:after="160" w:line="300"/>
+        <w:spacing w:after="120" w:line="300"/>
       </w:pPr>
       <w:r>
         <w:rPr>
@@ -51,7 +51,7 @@
     </w:p>
     <w:p>
       <w:pPr>
-        <w:spacing w:after="160" w:line="300"/>
+        <w:spacing w:after="120" w:line="300"/>
       </w:pPr>
       <w:r>
         <w:rPr>
@@ -76,7 +76,7 @@
     </w:p>
     <w:p>
       <w:pPr>
-        <w:spacing w:after="160" w:line="300"/>
+        <w:spacing w:after="120" w:line="300"/>
       </w:pPr>
       <w:r>
         <w:rPr>
@@ -90,9 +90,19 @@
       </w:r>
     </w:p>
     <w:p>
+      <w:pPr/>
+      <w:r>
+        <w:rPr>
+          <w:rFonts w:ascii="Georgia" w:hAnsi="Georgia"/>
+          <w:sz w:val="22"/>
+        </w:rPr>
+        <w:t>Presentation controls: Use Slides to jump directly to a numbered slide, Notes to open this document, F for fullscreen, and B to blank or restore the screen. Resume teaching on the home screen returns to the last saved position in this browser. On-screen slide numbers match these notes. Keep private notes on a separate device or display.</w:t>
+      </w:r>
+    </w:p>
+    <w:p>
       <w:pPr>
         <w:pStyle w:val="Heading1"/>
-        <w:spacing w:after="160" w:before="360"/>
+        <w:spacing w:after="120" w:before="360"/>
       </w:pPr>
       <w:r>
         <w:rPr>
@@ -199,7 +209,7 @@
     <w:p>
       <w:pPr>
         <w:pStyle w:val="Heading1"/>
-        <w:spacing w:after="160" w:before="360"/>
+        <w:spacing w:after="120" w:before="360"/>
       </w:pPr>
       <w:r>
         <w:rPr>
@@ -300,7 +310,7 @@
     <w:p>
       <w:pPr>
         <w:pStyle w:val="Heading1"/>
-        <w:spacing w:after="160" w:before="360"/>
+        <w:spacing w:after="120" w:before="360"/>
       </w:pPr>
       <w:r>
         <w:rPr>
@@ -316,7 +326,7 @@
     </w:p>
     <w:p>
       <w:pPr>
-        <w:spacing w:after="160" w:line="300"/>
+        <w:spacing w:after="120" w:line="300"/>
       </w:pPr>
       <w:r>
         <w:rPr>
@@ -340,7 +350,7 @@
     </w:p>
     <w:p>
       <w:pPr>
-        <w:spacing w:after="160" w:line="300"/>
+        <w:spacing w:after="120" w:line="300"/>
       </w:pPr>
       <w:r>
         <w:rPr>
@@ -364,7 +374,7 @@
     </w:p>
     <w:p>
       <w:pPr>
-        <w:spacing w:after="160" w:line="300"/>
+        <w:spacing w:after="120" w:line="300"/>
       </w:pPr>
       <w:r>
         <w:rPr>
@@ -388,7 +398,7 @@
     </w:p>
     <w:p>
       <w:pPr>
-        <w:spacing w:after="160" w:line="300"/>
+        <w:spacing w:after="120" w:line="300"/>
       </w:pPr>
       <w:r>
         <w:rPr>
@@ -412,7 +422,7 @@
     </w:p>
     <w:p>
       <w:pPr>
-        <w:spacing w:after="160" w:line="300"/>
+        <w:spacing w:after="120" w:line="300"/>
       </w:pPr>
       <w:r>
         <w:rPr>
@@ -436,7 +446,7 @@
     </w:p>
     <w:p>
       <w:pPr>
-        <w:spacing w:after="160" w:line="300"/>
+        <w:spacing w:after="120" w:line="300"/>
       </w:pPr>
       <w:r>
         <w:rPr>
@@ -460,7 +470,7 @@
     </w:p>
     <w:p>
       <w:pPr>
-        <w:spacing w:after="160" w:line="300"/>
+        <w:spacing w:after="120" w:line="300"/>
       </w:pPr>
       <w:r>
         <w:rPr>
@@ -484,7 +494,7 @@
     </w:p>
     <w:p>
       <w:pPr>
-        <w:spacing w:after="160" w:line="300"/>
+        <w:spacing w:after="120" w:line="300"/>
       </w:pPr>
       <w:r>
         <w:rPr>
@@ -508,7 +518,7 @@
     </w:p>
     <w:p>
       <w:pPr>
-        <w:spacing w:after="160" w:line="300"/>
+        <w:spacing w:after="120" w:line="300"/>
       </w:pPr>
       <w:r>
         <w:rPr>
@@ -533,7 +543,7 @@
     <w:p>
       <w:pPr>
         <w:pStyle w:val="Heading1"/>
-        <w:spacing w:after="160" w:before="360"/>
+        <w:spacing w:after="120" w:before="360"/>
       </w:pPr>
       <w:r>
         <w:rPr>
@@ -548,8 +558,9 @@
       </w:r>
     </w:p>
     <w:p>
-      <w:pPr>
-        <w:spacing w:after="160" w:line="300"/>
+      <w:bookmarkStart w:id="1002" w:name="s11_story_openings"/>
+      <w:pPr>
+        <w:spacing w:after="120" w:line="300"/>
       </w:pPr>
       <w:r>
         <w:rPr>
@@ -569,10 +580,12 @@
         </w:rPr>
         <w:t xml:space="preserve">Sam wondering what tale they have fallen into; Lewis's 'far, far better things ahead' (from a late letter, near his death, and he meant it); Paul's 'we are God's handiwork.' Then the pivot the whole course has waited for: ten weeks of other people's stories; what about yours?</w:t>
       </w:r>
-    </w:p>
-    <w:p>
-      <w:pPr>
-        <w:spacing w:after="160" w:line="300"/>
+      <w:bookmarkEnd w:id="1002"/>
+    </w:p>
+    <w:p>
+      <w:bookmarkStart w:id="1003" w:name="s11_ten_sentences_ten_weeks"/>
+      <w:pPr>
+        <w:spacing w:after="120" w:line="300"/>
       </w:pPr>
       <w:r>
         <w:rPr>
@@ -592,10 +605,19 @@
         </w:rPr>
         <w:t xml:space="preserve">Lead the recitation. Ten sentences, out loud, together. It will feel slightly silly for four seconds and then it will feel like a liturgy, because it is one. This map is the course's real deliverable; tonight you hand it over.</w:t>
       </w:r>
-    </w:p>
-    <w:p>
-      <w:pPr>
-        <w:spacing w:after="160" w:line="300"/>
+      <w:bookmarkEnd w:id="1003"/>
+      <w:r>
+        <w:rPr>
+          <w:rFonts w:ascii="Georgia" w:hAnsi="Georgia"/>
+          <w:sz w:val="22"/>
+        </w:rPr>
+        <w:t xml:space="preserve"> Presentation cue: The ten sentences now appear one at a time. Advance after the room recites each sentence. Show all displays the complete map for review. All ten remain on slide 3; the welcome and recap keep their existing six-minute budget.</w:t>
+      </w:r>
+    </w:p>
+    <w:p>
+      <w:bookmarkStart w:id="1004" w:name="s11_you_are_in_the_story_now"/>
+      <w:pPr>
+        <w:spacing w:after="120" w:line="300"/>
       </w:pPr>
       <w:r>
         <w:rPr>
@@ -615,10 +637,12 @@
         </w:rPr>
         <w:t xml:space="preserve">You are in the story now. The eleventh sentence is about them. Let it sit.</w:t>
       </w:r>
-    </w:p>
-    <w:p>
-      <w:pPr>
-        <w:spacing w:after="160" w:line="300"/>
+      <w:bookmarkEnd w:id="1004"/>
+    </w:p>
+    <w:p>
+      <w:bookmarkStart w:id="1005" w:name="s11_the_course_addressed_to_you"/>
+      <w:pPr>
+        <w:spacing w:after="120" w:line="300"/>
       </w:pPr>
       <w:r>
         <w:rPr>
@@ -638,10 +662,12 @@
         </w:rPr>
         <w:t xml:space="preserve">Walk the pairs slowly: a call with a promise, a Mentor who stays, dragons with a battle that is the LORD's, bellies that transform, a King who laid his life down and is coming back. Nothing new tonight; that is the point. They already know the map; they have been living on it all along.</w:t>
       </w:r>
-    </w:p>
-    <w:p>
-      <w:pPr>
-        <w:spacing w:after="160" w:line="300"/>
+      <w:bookmarkEnd w:id="1005"/>
+    </w:p>
+    <w:p>
+      <w:bookmarkStart w:id="1006" w:name="s11_the_heroes_are_not_statues_they_are_"/>
+      <w:pPr>
+        <w:spacing w:after="120" w:line="300"/>
       </w:pPr>
       <w:r>
         <w:rPr>
@@ -661,10 +687,12 @@
         </w:rPr>
         <w:t xml:space="preserve">Hebrews 11 is the Bible doing what this course did: telling hero stories to make the living run. Abraham who went (week 3), Moses who argued (week 3), David the overlooked (week 9), Samuel who listened (week 4), and every Lois since. The heroes are not statues; they are a stadium, and they are on their feet.</w:t>
       </w:r>
-    </w:p>
-    <w:p>
-      <w:pPr>
-        <w:spacing w:after="160" w:line="300"/>
+      <w:bookmarkEnd w:id="1006"/>
+    </w:p>
+    <w:p>
+      <w:bookmarkStart w:id="1007" w:name="s11_hebrews_12_1_2_niv"/>
+      <w:pPr>
+        <w:spacing w:after="120" w:line="300"/>
       </w:pPr>
       <w:r>
         <w:rPr>
@@ -684,10 +712,12 @@
         </w:rPr>
         <w:t xml:space="preserve">Two commands and a gaze: throw off, run, fix your eyes. The race is 'marked out for us': your course is real and it is yours, prepared, not random. And the finish line is a Person who ran first.</w:t>
       </w:r>
-    </w:p>
-    <w:p>
-      <w:pPr>
-        <w:spacing w:after="160" w:line="300"/>
+      <w:bookmarkEnd w:id="1007"/>
+    </w:p>
+    <w:p>
+      <w:bookmarkStart w:id="1008" w:name="s11_ephesians_2_10_niv"/>
+      <w:pPr>
+        <w:spacing w:after="120" w:line="300"/>
       </w:pPr>
       <w:r>
         <w:rPr>
@@ -707,10 +737,12 @@
         </w:rPr>
         <w:t xml:space="preserve">Give them poiema. We are God's workmanship, his poem, written into his story, with good works prepared in advance: a plot waiting to be walked. For anyone who has ever felt like filler in the world's story, this verse is the antidote: no one is an extra in the Author's book.</w:t>
       </w:r>
-    </w:p>
-    <w:p>
-      <w:pPr>
-        <w:spacing w:after="160" w:line="300"/>
+      <w:bookmarkEnd w:id="1008"/>
+    </w:p>
+    <w:p>
+      <w:bookmarkStart w:id="1009" w:name="s11_the_author_stepped_onto_the_page"/>
+      <w:pPr>
+        <w:spacing w:after="120" w:line="300"/>
       </w:pPr>
       <w:r>
         <w:rPr>
@@ -730,10 +762,34 @@
         </w:rPr>
         <w:t xml:space="preserve">The course's final reveal, though they will have seen it coming: run the list and let it build. The Logos who shaped reality (1), the myth become fact (2), the one who answered the call in Gethsemane (3), the Mentor who stays by his Spirit (4), the serpent-crusher (5), the sinless one who bore our divided hearts (6), the sign of Jonah (7), the life laid down (8), the carpenter from Nazareth (9), the returning King (10). Every archetype we studied was his silhouette. And by union with him, his story becomes theirs.</w:t>
       </w:r>
-    </w:p>
-    <w:p>
-      <w:pPr>
-        <w:spacing w:after="160" w:line="300"/>
+      <w:bookmarkEnd w:id="1009"/>
+      <w:r>
+        <w:rPr>
+          <w:rFonts w:ascii="Georgia" w:hAnsi="Georgia"/>
+          <w:b/>
+          <w:sz w:val="22"/>
+        </w:rPr>
+        <w:t xml:space="preserve"> Expanded explanation retained from the presentation: </w:t>
+      </w:r>
+      <w:r>
+        <w:rPr>
+          <w:rFonts w:ascii="Georgia" w:hAnsi="Georgia"/>
+          <w:sz w:val="22"/>
+        </w:rPr>
+        <w:t>Look back down the course and see one figure walking through every session: the Logos who shaped the world, the myth that became fact, the one who answered the call, who faced the tempter, who went down into the heart of the earth, who laid down his life, who came from Nazareth of all places, and who is coming back as King. Every archetype we studied was his silhouette. Not because Scripture borrowed the shapes, but because he made the world that keeps producing them, and then walked into it himself, at an address, on a date. And by union with Christ, his story becomes yours: his death your death, his life your life, his ending your ending.</w:t>
+      </w:r>
+      <w:r>
+        <w:rPr>
+          <w:rFonts w:ascii="Georgia" w:hAnsi="Georgia"/>
+          <w:sz w:val="22"/>
+        </w:rPr>
+        <w:t xml:space="preserve"> Teaching cue: The projected slide now carries three short thoughts. Use this fuller explanation aloud within the existing time allocation.</w:t>
+      </w:r>
+    </w:p>
+    <w:p>
+      <w:bookmarkStart w:id="1010" w:name="s11_go_live_a_good_chapter"/>
+      <w:pPr>
+        <w:spacing w:after="120" w:line="300"/>
       </w:pPr>
       <w:r>
         <w:rPr>
@@ -753,10 +809,12 @@
         </w:rPr>
         <w:t xml:space="preserve">Deliver it as one: read Scripture as the revelation of reality; watch stories with your eyes open; answer your call; face your dragons; sit with someone in the belly; mentor a Samuel; watch for the King. Then the sentence that should close every course like this one: the class ends tonight; the story does not.</w:t>
       </w:r>
-    </w:p>
-    <w:p>
-      <w:pPr>
-        <w:spacing w:after="160" w:line="300"/>
+      <w:bookmarkEnd w:id="1010"/>
+    </w:p>
+    <w:p>
+      <w:bookmarkStart w:id="1011" w:name="s11_one_last_time"/>
+      <w:pPr>
+        <w:spacing w:after="120" w:line="300"/>
       </w:pPr>
       <w:r>
         <w:rPr>
@@ -774,12 +832,21 @@
           <w:sz w:val="22"/>
           <w:szCs w:val="22"/>
         </w:rPr>
-        <w:t xml:space="preserve">Tonight the discussion is the session, not the appendix to it, so budget generously and do not hurry. Give both Starters real time; this is the class's own testimony and the best evidence you will get that the course worked. Let people name the week that changed them and the story they can no longer watch the same way. Then the first Deeper, in course language, which is where you find out whether the vocabulary took. Close on the last Deeper and let the commissioning slide follow naturally out of it rather than interrupting it.</w:t>
-      </w:r>
-    </w:p>
-    <w:p>
-      <w:pPr>
-        <w:spacing w:after="160" w:line="300"/>
+        <w:t>Tonight the discussion is the session, not the appendix to it, so budget generously and do not hurry. Give both Starters real time; this is the class's own testimony and the best evidence you will get that the course worked. Let people name the week that changed them and the story they can no longer watch the same way. Then the first Deeper, in course language, which is where you find out whether the vocabulary took. Close on the last Deeper, recall the commissioning already given on slide 10, and move to the finale on slide 12.</w:t>
+      </w:r>
+      <w:bookmarkEnd w:id="1011"/>
+      <w:r>
+        <w:rPr>
+          <w:rFonts w:ascii="Georgia" w:hAnsi="Georgia"/>
+          <w:sz w:val="22"/>
+        </w:rPr>
+        <w:t xml:space="preserve"> Presentation cue: Questions appear one at a time on this same numbered slide. Next and Back move between questions before changing slides. Use Show all to choose from the full set, then Show one to focus the room. Keep the existing discussion time; you do not need to ask every question.</w:t>
+      </w:r>
+    </w:p>
+    <w:p>
+      <w:bookmarkStart w:id="1012" w:name="s11_you_are_in_the_story_now_and_the_aut"/>
+      <w:pPr>
+        <w:spacing w:after="120" w:line="300"/>
       </w:pPr>
       <w:r>
         <w:rPr>
@@ -799,11 +866,12 @@
         </w:rPr>
         <w:t xml:space="preserve">You are in the story now, and the Author knows your name. Close in prayer: thanksgiving for the weeks, commissioning for the people, and John 1:5 as the benediction, right where the course began: the light shines in the darkness, and the darkness has not overcome it.</w:t>
       </w:r>
+      <w:bookmarkEnd w:id="1012"/>
     </w:p>
     <w:p>
       <w:pPr>
         <w:pStyle w:val="Heading1"/>
-        <w:spacing w:after="160" w:before="360"/>
+        <w:spacing w:after="120" w:before="360"/>
       </w:pPr>
       <w:r>
         <w:rPr>
@@ -1018,7 +1086,7 @@
     <w:p>
       <w:pPr>
         <w:pStyle w:val="Heading1"/>
-        <w:spacing w:after="160" w:before="360"/>
+        <w:spacing w:after="120" w:before="360"/>
       </w:pPr>
       <w:r>
         <w:rPr>
@@ -1143,7 +1211,7 @@
     <w:p>
       <w:pPr>
         <w:pStyle w:val="Heading1"/>
-        <w:spacing w:after="160" w:before="360"/>
+        <w:spacing w:after="120" w:before="360"/>
       </w:pPr>
       <w:r>
         <w:rPr>
@@ -1302,7 +1370,7 @@
     <w:p>
       <w:pPr>
         <w:pStyle w:val="Heading1"/>
-        <w:spacing w:after="160" w:before="360"/>
+        <w:spacing w:after="120" w:before="360"/>
       </w:pPr>
       <w:r>
         <w:rPr>
@@ -1409,7 +1477,7 @@
     <w:p>
       <w:pPr>
         <w:pStyle w:val="Heading1"/>
-        <w:spacing w:after="160" w:before="360"/>
+        <w:spacing w:after="120" w:before="360"/>
       </w:pPr>
       <w:r>
         <w:rPr>
@@ -1425,7 +1493,7 @@
     </w:p>
     <w:p>
       <w:pPr>
-        <w:spacing w:after="160" w:line="300"/>
+        <w:spacing w:after="120" w:line="300"/>
       </w:pPr>
       <w:r>
         <w:rPr>
@@ -1438,7 +1506,7 @@
     </w:p>
     <w:p>
       <w:pPr>
-        <w:spacing w:after="160" w:line="300"/>
+        <w:spacing w:after="120" w:line="300"/>
       </w:pPr>
       <w:r>
         <w:rPr>
@@ -1452,7 +1520,7 @@
     <w:p>
       <w:pPr>
         <w:pStyle w:val="Heading1"/>
-        <w:spacing w:after="160" w:before="360"/>
+        <w:spacing w:after="120" w:before="360"/>
       </w:pPr>
       <w:r>
         <w:rPr>
@@ -1468,7 +1536,7 @@
     </w:p>
     <w:p>
       <w:pPr>
-        <w:spacing w:after="160" w:line="300"/>
+        <w:spacing w:after="120" w:line="300"/>
       </w:pPr>
       <w:r>
         <w:rPr>
